--- a/Solutions And Types Of Methodologies Of Gettig Back My Money.docx
+++ b/Solutions And Types Of Methodologies Of Gettig Back My Money.docx
@@ -167,13 +167,7 @@
         <w:rPr>
           <w:rFonts w:ascii="Arial" w:hAnsi="Arial" w:cs="Arial"/>
         </w:rPr>
-        <w:t xml:space="preserve"> (seems like</w:t>
-      </w:r>
-      <w:r>
-        <w:rPr>
-          <w:rFonts w:ascii="Arial" w:hAnsi="Arial" w:cs="Arial"/>
-        </w:rPr>
-        <w:t xml:space="preserve"> 9</w:t>
+        <w:t xml:space="preserve"> 11</w:t>
       </w:r>
       <w:r>
         <w:rPr>
@@ -186,57 +180,31 @@
         <w:rPr>
           <w:rFonts w:ascii="Arial" w:hAnsi="Arial" w:cs="Arial"/>
         </w:rPr>
-        <w:t>,</w:t>
-      </w:r>
-      <w:r>
-        <w:rPr>
-          <w:rFonts w:ascii="Arial" w:hAnsi="Arial" w:cs="Arial"/>
-        </w:rPr>
-        <w:t xml:space="preserve"> 11</w:t>
-      </w:r>
-      <w:r>
-        <w:rPr>
-          <w:rFonts w:ascii="Arial" w:hAnsi="Arial" w:cs="Arial"/>
-          <w:vertAlign w:val="superscript"/>
-        </w:rPr>
-        <w:t>th</w:t>
-      </w:r>
-      <w:r>
-        <w:rPr>
-          <w:rFonts w:ascii="Arial" w:hAnsi="Arial" w:cs="Arial"/>
-        </w:rPr>
-        <w:t xml:space="preserve"> or 17</w:t>
-      </w:r>
-      <w:r>
-        <w:rPr>
-          <w:rFonts w:ascii="Arial" w:hAnsi="Arial" w:cs="Arial"/>
-          <w:vertAlign w:val="superscript"/>
-        </w:rPr>
-        <w:t>th</w:t>
-      </w:r>
-      <w:r>
-        <w:rPr>
-          <w:rFonts w:ascii="Arial" w:hAnsi="Arial" w:cs="Arial"/>
-        </w:rPr>
-        <w:t xml:space="preserve"> floor maybe</w:t>
-      </w:r>
-      <w:r>
-        <w:rPr>
-          <w:rFonts w:ascii="Arial" w:hAnsi="Arial" w:cs="Arial"/>
-        </w:rPr>
-        <w:t>….</w:t>
-      </w:r>
-      <w:r>
-        <w:rPr>
-          <w:rFonts w:ascii="Arial" w:hAnsi="Arial" w:cs="Arial"/>
-        </w:rPr>
-        <w:t>)</w:t>
-      </w:r>
-      <w:r>
-        <w:rPr>
-          <w:rFonts w:ascii="Arial" w:hAnsi="Arial" w:cs="Arial"/>
-        </w:rPr>
-        <w:t xml:space="preserve">, I apply to collect my MPF. </w:t>
+        <w:t xml:space="preserve"> floor</w:t>
+      </w:r>
+      <w:r>
+        <w:rPr>
+          <w:rFonts w:ascii="Arial" w:hAnsi="Arial" w:cs="Arial"/>
+        </w:rPr>
+        <w:t>.</w:t>
+      </w:r>
+      <w:r>
+        <w:rPr>
+          <w:rFonts w:ascii="Arial" w:hAnsi="Arial" w:cs="Arial"/>
+        </w:rPr>
+        <w:t xml:space="preserve"> I </w:t>
+      </w:r>
+      <w:r>
+        <w:rPr>
+          <w:rFonts w:ascii="Arial" w:hAnsi="Arial" w:cs="Arial"/>
+        </w:rPr>
+        <w:t>applied</w:t>
+      </w:r>
+      <w:r>
+        <w:rPr>
+          <w:rFonts w:ascii="Arial" w:hAnsi="Arial" w:cs="Arial"/>
+        </w:rPr>
+        <w:t xml:space="preserve"> to collect my MPF. </w:t>
       </w:r>
       <w:r>
         <w:rPr>
@@ -1772,14 +1740,12 @@
         </w:rPr>
         <w:t xml:space="preserve"> this voice recognition technology in </w:t>
       </w:r>
-      <w:proofErr w:type="gramStart"/>
-      <w:r>
-        <w:rPr>
-          <w:rFonts w:ascii="Arial" w:hAnsi="Arial" w:cs="Arial"/>
-        </w:rPr>
-        <w:t>these recent</w:t>
-      </w:r>
-      <w:proofErr w:type="gramEnd"/>
+      <w:r>
+        <w:rPr>
+          <w:rFonts w:ascii="Arial" w:hAnsi="Arial" w:cs="Arial"/>
+        </w:rPr>
+        <w:t>recent</w:t>
+      </w:r>
       <w:r>
         <w:rPr>
           <w:rFonts w:ascii="Arial" w:hAnsi="Arial" w:cs="Arial"/>
@@ -1939,54 +1905,19 @@
               <w:rPr>
                 <w:rFonts w:ascii="Arial" w:hAnsi="Arial" w:cs="Arial"/>
               </w:rPr>
-              <w:t>Tsim Sha Shui East Peninsula Center (Floor 9</w:t>
-            </w:r>
-            <w:r>
-              <w:rPr>
-                <w:rFonts w:ascii="Arial" w:hAnsi="Arial" w:cs="Arial"/>
-                <w:vertAlign w:val="superscript"/>
-              </w:rPr>
-              <w:t>th</w:t>
+              <w:t xml:space="preserve">Tsim Sha Shui East Peninsula Center (Floor </w:t>
             </w:r>
             <w:r>
               <w:rPr>
                 <w:rFonts w:ascii="Arial" w:hAnsi="Arial" w:cs="Arial"/>
               </w:rPr>
-              <w:t>, 11</w:t>
-            </w:r>
-            <w:r>
-              <w:rPr>
-                <w:rFonts w:ascii="Arial" w:hAnsi="Arial" w:cs="Arial"/>
-                <w:vertAlign w:val="superscript"/>
-              </w:rPr>
-              <w:t>th</w:t>
+              <w:t>11</w:t>
             </w:r>
             <w:r>
               <w:rPr>
                 <w:rFonts w:ascii="Arial" w:hAnsi="Arial" w:cs="Arial"/>
               </w:rPr>
-              <w:t xml:space="preserve"> or 17</w:t>
-            </w:r>
-            <w:proofErr w:type="gramStart"/>
-            <w:r>
-              <w:rPr>
-                <w:rFonts w:ascii="Arial" w:hAnsi="Arial" w:cs="Arial"/>
-                <w:vertAlign w:val="superscript"/>
-              </w:rPr>
-              <w:t xml:space="preserve">th </w:t>
-            </w:r>
-            <w:r>
-              <w:rPr>
-                <w:rFonts w:ascii="Arial" w:hAnsi="Arial" w:cs="Arial"/>
-              </w:rPr>
-              <w:t xml:space="preserve"> not</w:t>
-            </w:r>
-            <w:proofErr w:type="gramEnd"/>
-            <w:r>
-              <w:rPr>
-                <w:rFonts w:ascii="Arial" w:hAnsi="Arial" w:cs="Arial"/>
-              </w:rPr>
-              <w:t xml:space="preserve"> so sure) </w:t>
+              <w:t xml:space="preserve">) </w:t>
             </w:r>
           </w:p>
         </w:tc>
@@ -2219,6 +2150,24 @@
         <w:jc w:val="both"/>
         <w:rPr>
           <w:rFonts w:ascii="Arial" w:hAnsi="Arial" w:cs="Arial"/>
+          <w:b/>
+          <w:bCs/>
+        </w:rPr>
+      </w:pPr>
+      <w:r>
+        <w:rPr>
+          <w:rFonts w:ascii="Arial" w:hAnsi="Arial" w:cs="Arial"/>
+          <w:b/>
+          <w:bCs/>
+        </w:rPr>
+        <w:t>Alternate Resolutions or Research</w:t>
+      </w:r>
+    </w:p>
+    <w:p>
+      <w:pPr>
+        <w:jc w:val="both"/>
+        <w:rPr>
+          <w:rFonts w:ascii="Arial" w:hAnsi="Arial" w:cs="Arial"/>
         </w:rPr>
       </w:pPr>
     </w:p>
@@ -2229,23 +2178,73 @@
           <w:rFonts w:ascii="Arial" w:hAnsi="Arial" w:cs="Arial"/>
         </w:rPr>
       </w:pPr>
-    </w:p>
-    <w:p>
-      <w:pPr>
-        <w:jc w:val="both"/>
+      <w:r>
         <w:rPr>
           <w:rFonts w:ascii="Arial" w:hAnsi="Arial" w:cs="Arial"/>
           <w:b/>
           <w:bCs/>
         </w:rPr>
-      </w:pPr>
-      <w:r>
-        <w:rPr>
-          <w:rFonts w:ascii="Arial" w:hAnsi="Arial" w:cs="Arial"/>
-          <w:b/>
-          <w:bCs/>
-        </w:rPr>
-        <w:t>Alternate Resolutions or Research</w:t>
+        <w:t>Logging</w:t>
+      </w:r>
+      <w:r>
+        <w:rPr>
+          <w:rFonts w:ascii="Arial" w:hAnsi="Arial" w:cs="Arial"/>
+        </w:rPr>
+        <w:t>. As I mentioned before Mr. Lau quite knows my HSBC Account status. Personal I did not authorize Mr. Lau to access my personal data without my permission.</w:t>
+      </w:r>
+      <w:r>
+        <w:rPr>
+          <w:rFonts w:ascii="Arial" w:hAnsi="Arial" w:cs="Arial"/>
+        </w:rPr>
+        <w:t xml:space="preserve"> How to prove it? By Logging, Logging means to log someone’s activity to the system or server. Activities includes accessing the system, manipulating the records…all </w:t>
+      </w:r>
+      <w:r>
+        <w:rPr>
+          <w:rFonts w:ascii="Arial" w:hAnsi="Arial" w:cs="Arial"/>
+        </w:rPr>
+        <w:t>sorts</w:t>
+      </w:r>
+      <w:r>
+        <w:rPr>
+          <w:rFonts w:ascii="Arial" w:hAnsi="Arial" w:cs="Arial"/>
+        </w:rPr>
+        <w:t xml:space="preserve">. </w:t>
+      </w:r>
+      <w:r>
+        <w:rPr>
+          <w:rFonts w:ascii="Arial" w:hAnsi="Arial" w:cs="Arial"/>
+        </w:rPr>
+        <w:t xml:space="preserve">Logging can be database logging or program logging. Database logging can be programmed by developers to write triggers or stored procedures to log the activities of the table. For instance, if Mr. Lau login to the HSBC </w:t>
+      </w:r>
+      <w:r>
+        <w:rPr>
+          <w:rFonts w:ascii="Arial" w:hAnsi="Arial" w:cs="Arial"/>
+        </w:rPr>
+        <w:t>system,</w:t>
+      </w:r>
+      <w:r>
+        <w:rPr>
+          <w:rFonts w:ascii="Arial" w:hAnsi="Arial" w:cs="Arial"/>
+        </w:rPr>
+        <w:t xml:space="preserve"> then the table will be triggered to take a log, that is automatically done by database. Another scenario If Mr. Lau login to the HSBC system through the </w:t>
+      </w:r>
+      <w:r>
+        <w:rPr>
+          <w:rFonts w:ascii="Arial" w:hAnsi="Arial" w:cs="Arial"/>
+        </w:rPr>
+        <w:t>website,</w:t>
+      </w:r>
+      <w:r>
+        <w:rPr>
+          <w:rFonts w:ascii="Arial" w:hAnsi="Arial" w:cs="Arial"/>
+        </w:rPr>
+        <w:t xml:space="preserve"> then the</w:t>
+      </w:r>
+      <w:r>
+        <w:rPr>
+          <w:rFonts w:ascii="Arial" w:hAnsi="Arial" w:cs="Arial"/>
+        </w:rPr>
+        <w:t xml:space="preserve"> developer who programmed the login page will write insert statements (a kind of SQL language) to log to the table, that is another type of logging. </w:t>
       </w:r>
     </w:p>
     <w:p>
@@ -2266,90 +2265,6 @@
       <w:r>
         <w:rPr>
           <w:rFonts w:ascii="Arial" w:hAnsi="Arial" w:cs="Arial"/>
-          <w:b/>
-          <w:bCs/>
-        </w:rPr>
-        <w:t>Logging</w:t>
-      </w:r>
-      <w:r>
-        <w:rPr>
-          <w:rFonts w:ascii="Arial" w:hAnsi="Arial" w:cs="Arial"/>
-        </w:rPr>
-        <w:t>. As I mentioned before Mr. Lau quite knows my HSBC Account status. Personal I did not authorize Mr. Lau to access my personal data without my permission.</w:t>
-      </w:r>
-      <w:r>
-        <w:rPr>
-          <w:rFonts w:ascii="Arial" w:hAnsi="Arial" w:cs="Arial"/>
-        </w:rPr>
-        <w:t xml:space="preserve"> How to prove it? By Logging, Logging means to log someone’s activity to the system or server. Activities includes accessing the system, manipulating the records…all </w:t>
-      </w:r>
-      <w:r>
-        <w:rPr>
-          <w:rFonts w:ascii="Arial" w:hAnsi="Arial" w:cs="Arial"/>
-        </w:rPr>
-        <w:t>sorts</w:t>
-      </w:r>
-      <w:r>
-        <w:rPr>
-          <w:rFonts w:ascii="Arial" w:hAnsi="Arial" w:cs="Arial"/>
-        </w:rPr>
-        <w:t xml:space="preserve">. </w:t>
-      </w:r>
-      <w:r>
-        <w:rPr>
-          <w:rFonts w:ascii="Arial" w:hAnsi="Arial" w:cs="Arial"/>
-        </w:rPr>
-        <w:t xml:space="preserve">Logging can be database logging or program logging. Database logging can be programmed by developers to write triggers or stored procedures to log the activities of the table. For instance, if Mr. Lau login to the HSBC </w:t>
-      </w:r>
-      <w:r>
-        <w:rPr>
-          <w:rFonts w:ascii="Arial" w:hAnsi="Arial" w:cs="Arial"/>
-        </w:rPr>
-        <w:t>system,</w:t>
-      </w:r>
-      <w:r>
-        <w:rPr>
-          <w:rFonts w:ascii="Arial" w:hAnsi="Arial" w:cs="Arial"/>
-        </w:rPr>
-        <w:t xml:space="preserve"> then the table will be triggered to take a log, that is automatically done by database. Another scenario If Mr. Lau login to the HSBC system through the </w:t>
-      </w:r>
-      <w:r>
-        <w:rPr>
-          <w:rFonts w:ascii="Arial" w:hAnsi="Arial" w:cs="Arial"/>
-        </w:rPr>
-        <w:t>website,</w:t>
-      </w:r>
-      <w:r>
-        <w:rPr>
-          <w:rFonts w:ascii="Arial" w:hAnsi="Arial" w:cs="Arial"/>
-        </w:rPr>
-        <w:t xml:space="preserve"> then the</w:t>
-      </w:r>
-      <w:r>
-        <w:rPr>
-          <w:rFonts w:ascii="Arial" w:hAnsi="Arial" w:cs="Arial"/>
-        </w:rPr>
-        <w:t xml:space="preserve"> developer who programmed the login page will write insert statements (a kind of SQL language) to log to the table, that is another type of logging. </w:t>
-      </w:r>
-    </w:p>
-    <w:p>
-      <w:pPr>
-        <w:jc w:val="both"/>
-        <w:rPr>
-          <w:rFonts w:ascii="Arial" w:hAnsi="Arial" w:cs="Arial"/>
-        </w:rPr>
-      </w:pPr>
-    </w:p>
-    <w:p>
-      <w:pPr>
-        <w:jc w:val="both"/>
-        <w:rPr>
-          <w:rFonts w:ascii="Arial" w:hAnsi="Arial" w:cs="Arial"/>
-        </w:rPr>
-      </w:pPr>
-      <w:r>
-        <w:rPr>
-          <w:rFonts w:ascii="Arial" w:hAnsi="Arial" w:cs="Arial"/>
         </w:rPr>
         <w:t>Well,</w:t>
       </w:r>
@@ -2455,42 +2370,19 @@
         <w:rPr>
           <w:rFonts w:ascii="Arial" w:hAnsi="Arial" w:cs="Arial"/>
         </w:rPr>
-        <w:t>you can’t find it</w:t>
-      </w:r>
-      <w:proofErr w:type="gramStart"/>
-      <w:r>
-        <w:rPr>
-          <w:rFonts w:ascii="Arial" w:hAnsi="Arial" w:cs="Arial"/>
-        </w:rPr>
-        <w:t>….system</w:t>
-      </w:r>
-      <w:proofErr w:type="gramEnd"/>
-      <w:r>
-        <w:rPr>
-          <w:rFonts w:ascii="Arial" w:hAnsi="Arial" w:cs="Arial"/>
-        </w:rPr>
-        <w:t xml:space="preserve"> tables, </w:t>
-      </w:r>
-      <w:proofErr w:type="gramStart"/>
-      <w:r>
-        <w:rPr>
-          <w:rFonts w:ascii="Arial" w:hAnsi="Arial" w:cs="Arial"/>
-        </w:rPr>
-        <w:t>Right</w:t>
-      </w:r>
-      <w:proofErr w:type="gramEnd"/>
-      <w:r>
-        <w:rPr>
-          <w:rFonts w:ascii="Arial" w:hAnsi="Arial" w:cs="Arial"/>
-        </w:rPr>
-        <w:t xml:space="preserve">? There are millions of such system tables that helps to take logs, </w:t>
-      </w:r>
-      <w:r>
-        <w:rPr>
-          <w:rFonts w:ascii="Arial" w:hAnsi="Arial" w:cs="Arial"/>
-        </w:rPr>
-        <w:lastRenderedPageBreak/>
-        <w:t>performance, analyzing…. or so…only Oracle Experts you might say Consultants knows how to deals with it, not me. But trust me there are logs…everywhere….</w:t>
+        <w:t xml:space="preserve">you can’t find it….system tables, </w:t>
+      </w:r>
+      <w:r>
+        <w:rPr>
+          <w:rFonts w:ascii="Arial" w:hAnsi="Arial" w:cs="Arial"/>
+        </w:rPr>
+        <w:t>right</w:t>
+      </w:r>
+      <w:r>
+        <w:rPr>
+          <w:rFonts w:ascii="Arial" w:hAnsi="Arial" w:cs="Arial"/>
+        </w:rPr>
+        <w:t>? There are millions of such system tables that helps to take logs, performance, analyzing…. or so…only Oracle Experts you might say Consultants knows how to deals with it, not me. But trust me there are logs…everywhere….</w:t>
       </w:r>
     </w:p>
     <w:sectPr>

--- a/Solutions And Types Of Methodologies Of Gettig Back My Money.docx
+++ b/Solutions And Types Of Methodologies Of Gettig Back My Money.docx
@@ -9,8 +9,8 @@
           <w:rFonts w:ascii="Arial" w:hAnsi="Arial" w:cs="Arial"/>
           <w:b/>
           <w:bCs/>
-          <w:sz w:val="32"/>
-          <w:szCs w:val="32"/>
+          <w:sz w:val="28"/>
+          <w:szCs w:val="28"/>
         </w:rPr>
       </w:pPr>
       <w:r>
@@ -18,8 +18,8 @@
           <w:rFonts w:ascii="Arial" w:hAnsi="Arial" w:cs="Arial"/>
           <w:b/>
           <w:bCs/>
-          <w:sz w:val="32"/>
-          <w:szCs w:val="32"/>
+          <w:sz w:val="28"/>
+          <w:szCs w:val="28"/>
         </w:rPr>
         <w:t>Solutions And Types of Methodo</w:t>
       </w:r>
@@ -28,30 +28,42 @@
           <w:rFonts w:ascii="Arial" w:hAnsi="Arial" w:cs="Arial"/>
           <w:b/>
           <w:bCs/>
-          <w:sz w:val="32"/>
-          <w:szCs w:val="32"/>
+          <w:sz w:val="28"/>
+          <w:szCs w:val="28"/>
         </w:rPr>
         <w:t xml:space="preserve">logies </w:t>
       </w:r>
+      <w:proofErr w:type="gramStart"/>
       <w:r>
         <w:rPr>
           <w:rFonts w:ascii="Arial" w:hAnsi="Arial" w:cs="Arial"/>
           <w:b/>
           <w:bCs/>
-          <w:sz w:val="32"/>
-          <w:szCs w:val="32"/>
+          <w:sz w:val="28"/>
+          <w:szCs w:val="28"/>
         </w:rPr>
         <w:t>of</w:t>
       </w:r>
+      <w:proofErr w:type="gramEnd"/>
       <w:r>
         <w:rPr>
           <w:rFonts w:ascii="Arial" w:hAnsi="Arial" w:cs="Arial"/>
           <w:b/>
           <w:bCs/>
-          <w:sz w:val="32"/>
-          <w:szCs w:val="32"/>
-        </w:rPr>
-        <w:t xml:space="preserve"> Solving Case</w:t>
+          <w:sz w:val="28"/>
+          <w:szCs w:val="28"/>
+        </w:rPr>
+        <w:t xml:space="preserve"> </w:t>
+      </w:r>
+      <w:r>
+        <w:rPr>
+          <w:rFonts w:ascii="Arial" w:hAnsi="Arial" w:cs="Arial"/>
+          <w:b/>
+          <w:bCs/>
+          <w:sz w:val="28"/>
+          <w:szCs w:val="28"/>
+        </w:rPr>
+        <w:t>Getting Back My Money</w:t>
       </w:r>
     </w:p>
     <w:p>
@@ -2370,7 +2382,21 @@
         <w:rPr>
           <w:rFonts w:ascii="Arial" w:hAnsi="Arial" w:cs="Arial"/>
         </w:rPr>
-        <w:t xml:space="preserve">you can’t find it….system tables, </w:t>
+        <w:t>you can’t find it</w:t>
+      </w:r>
+      <w:proofErr w:type="gramStart"/>
+      <w:r>
+        <w:rPr>
+          <w:rFonts w:ascii="Arial" w:hAnsi="Arial" w:cs="Arial"/>
+        </w:rPr>
+        <w:t>….system</w:t>
+      </w:r>
+      <w:proofErr w:type="gramEnd"/>
+      <w:r>
+        <w:rPr>
+          <w:rFonts w:ascii="Arial" w:hAnsi="Arial" w:cs="Arial"/>
+        </w:rPr>
+        <w:t xml:space="preserve"> tables, </w:t>
       </w:r>
       <w:r>
         <w:rPr>

--- a/Solutions And Types Of Methodologies Of Gettig Back My Money.docx
+++ b/Solutions And Types Of Methodologies Of Gettig Back My Money.docx
@@ -33,7 +33,6 @@
         </w:rPr>
         <w:t xml:space="preserve">logies </w:t>
       </w:r>
-      <w:proofErr w:type="gramStart"/>
       <w:r>
         <w:rPr>
           <w:rFonts w:ascii="Arial" w:hAnsi="Arial" w:cs="Arial"/>
@@ -44,7 +43,6 @@
         </w:rPr>
         <w:t>of</w:t>
       </w:r>
-      <w:proofErr w:type="gramEnd"/>
       <w:r>
         <w:rPr>
           <w:rFonts w:ascii="Arial" w:hAnsi="Arial" w:cs="Arial"/>
@@ -888,7 +886,6 @@
         </w:rPr>
         <w:t xml:space="preserve"> number +852-</w:t>
       </w:r>
-      <w:proofErr w:type="gramStart"/>
       <w:r>
         <w:rPr>
           <w:rFonts w:ascii="Arial" w:hAnsi="Arial" w:cs="Arial"/>
@@ -900,14 +897,7 @@
         <w:rPr>
           <w:rFonts w:ascii="Arial" w:hAnsi="Arial" w:cs="Arial"/>
         </w:rPr>
-        <w:t xml:space="preserve">  and</w:t>
-      </w:r>
-      <w:proofErr w:type="gramEnd"/>
-      <w:r>
-        <w:rPr>
-          <w:rFonts w:ascii="Arial" w:hAnsi="Arial" w:cs="Arial"/>
-        </w:rPr>
-        <w:t xml:space="preserve"> the other is a Fixed line phone </w:t>
+        <w:t xml:space="preserve">  and the other is a Fixed line phone </w:t>
       </w:r>
       <w:r>
         <w:rPr>
@@ -1649,21 +1639,7 @@
         <w:rPr>
           <w:rFonts w:ascii="Arial" w:hAnsi="Arial" w:cs="Arial"/>
         </w:rPr>
-        <w:t>…</w:t>
-      </w:r>
-      <w:proofErr w:type="gramStart"/>
-      <w:r>
-        <w:rPr>
-          <w:rFonts w:ascii="Arial" w:hAnsi="Arial" w:cs="Arial"/>
-        </w:rPr>
-        <w:t>…..</w:t>
-      </w:r>
-      <w:proofErr w:type="gramEnd"/>
-      <w:r>
-        <w:rPr>
-          <w:rFonts w:ascii="Arial" w:hAnsi="Arial" w:cs="Arial"/>
-        </w:rPr>
-        <w:t xml:space="preserve">by her beautiful </w:t>
+        <w:t xml:space="preserve">……..by her beautiful </w:t>
       </w:r>
       <w:r>
         <w:rPr>
@@ -1732,20 +1708,12 @@
         <w:tab/>
         <w:t xml:space="preserve">But if Ella insists, she is not the one that appears in the voice scripts. Is there any way to prove it. Yes, that is the Artificial Intelligent. I don’t know whether the Hong Kong Police Force has introduced this technology or not but is worth to try. By then, the Bank of HSBC </w:t>
       </w:r>
-      <w:proofErr w:type="gramStart"/>
-      <w:r>
-        <w:rPr>
-          <w:rFonts w:ascii="Arial" w:hAnsi="Arial" w:cs="Arial"/>
-        </w:rPr>
-        <w:t xml:space="preserve">has </w:t>
-      </w:r>
       <w:r>
         <w:rPr>
           <w:rFonts w:ascii="Arial" w:hAnsi="Arial" w:cs="Arial"/>
         </w:rPr>
         <w:t>introduced</w:t>
       </w:r>
-      <w:proofErr w:type="gramEnd"/>
       <w:r>
         <w:rPr>
           <w:rFonts w:ascii="Arial" w:hAnsi="Arial" w:cs="Arial"/>
@@ -2368,35 +2336,7 @@
         <w:rPr>
           <w:rFonts w:ascii="Arial" w:hAnsi="Arial" w:cs="Arial"/>
         </w:rPr>
-        <w:t>… don’t know where…</w:t>
-      </w:r>
-      <w:proofErr w:type="gramStart"/>
-      <w:r>
-        <w:rPr>
-          <w:rFonts w:ascii="Arial" w:hAnsi="Arial" w:cs="Arial"/>
-        </w:rPr>
-        <w:t>…..</w:t>
-      </w:r>
-      <w:proofErr w:type="gramEnd"/>
-      <w:r>
-        <w:rPr>
-          <w:rFonts w:ascii="Arial" w:hAnsi="Arial" w:cs="Arial"/>
-        </w:rPr>
-        <w:t>you can’t find it</w:t>
-      </w:r>
-      <w:proofErr w:type="gramStart"/>
-      <w:r>
-        <w:rPr>
-          <w:rFonts w:ascii="Arial" w:hAnsi="Arial" w:cs="Arial"/>
-        </w:rPr>
-        <w:t>….system</w:t>
-      </w:r>
-      <w:proofErr w:type="gramEnd"/>
-      <w:r>
-        <w:rPr>
-          <w:rFonts w:ascii="Arial" w:hAnsi="Arial" w:cs="Arial"/>
-        </w:rPr>
-        <w:t xml:space="preserve"> tables, </w:t>
+        <w:t xml:space="preserve">… don’t know where……..you can’t find it….system tables, </w:t>
       </w:r>
       <w:r>
         <w:rPr>
